--- a/Metodichka_lectures_1-6.docx
+++ b/Metodichka_lectures_1-6.docx
@@ -3885,26 +3885,7 @@
           <w:i w:val="0"/>
           <w:sz w:val="24"/>
         </w:rPr>
-        <w:t>Энергия одного фотона E</w:t>
-      </w:r>
-      <w:r>
-        <w:rPr>
-          <w:rFonts w:ascii="Times New Roman" w:hAnsi="Times New Roman" w:eastAsia="Times New Roman"/>
-          <w:b w:val="0"/>
-          <w:i w:val="0"/>
-          <w:sz w:val="24"/>
-          <w:vertAlign w:val="subscript"/>
-        </w:rPr>
-        <w:t>ph</w:t>
-      </w:r>
-      <w:r>
-        <w:rPr>
-          <w:rFonts w:ascii="Times New Roman" w:hAnsi="Times New Roman" w:eastAsia="Times New Roman"/>
-          <w:b w:val="0"/>
-          <w:i w:val="0"/>
-          <w:sz w:val="24"/>
-        </w:rPr>
-        <w:t xml:space="preserve"> = hc/λ. Посчитаем для двух длин волн, важных для вашей работы. Для волоконного лазера λ = 1070 нм (нанометров, 10⁻⁹ м) - это ближний инфракрасный диапазон. Энергия одного фотона примерно 1,16 эВ (электронвольт). Для УФ-лазера, используемого в стереолитографии (SLA), λ = 355 нм - энергия фотона уже</w:t>
+        <w:t>Энергия одного фотона Eph = hc/λ. Посчитаем для двух длин волн, важных для вашей работы. Для волоконного лазера λ = 1070 нм (нанометров, 10⁻⁹ м) - это ближний инфракрасный диапазон. Энергия одного фотона примерно 1,16 эВ (электронвольт). Для УФ-лазера, используемого в стереолитографии (SLA), λ = 355 нм - энергия фотона уже</w:t>
       </w:r>
     </w:p>
     <w:p>
@@ -4332,45 +4313,7 @@
           <w:i w:val="0"/>
           <w:sz w:val="24"/>
         </w:rPr>
-        <w:t>= 1,07×10⁻⁶ м: E</w:t>
-      </w:r>
-      <w:r>
-        <w:rPr>
-          <w:rFonts w:ascii="Times New Roman" w:hAnsi="Times New Roman" w:eastAsia="Times New Roman"/>
-          <w:b w:val="0"/>
-          <w:i w:val="0"/>
-          <w:sz w:val="24"/>
-          <w:vertAlign w:val="subscript"/>
-        </w:rPr>
-        <w:t>ph</w:t>
-      </w:r>
-      <w:r>
-        <w:rPr>
-          <w:rFonts w:ascii="Times New Roman" w:hAnsi="Times New Roman" w:eastAsia="Times New Roman"/>
-          <w:b w:val="0"/>
-          <w:i w:val="0"/>
-          <w:sz w:val="24"/>
-        </w:rPr>
-        <w:t xml:space="preserve"> = (6,63×10⁻³⁴ × 3×10⁸) / 1,07×10⁻⁶ ≈ 1,86×10⁻¹⁹ Дж ≈ 1,16 эВ. Лазер мощностью 200 Вт испускает N = P/E</w:t>
-      </w:r>
-      <w:r>
-        <w:rPr>
-          <w:rFonts w:ascii="Times New Roman" w:hAnsi="Times New Roman" w:eastAsia="Times New Roman"/>
-          <w:b w:val="0"/>
-          <w:i w:val="0"/>
-          <w:sz w:val="24"/>
-          <w:vertAlign w:val="subscript"/>
-        </w:rPr>
-        <w:t>ph</w:t>
-      </w:r>
-      <w:r>
-        <w:rPr>
-          <w:rFonts w:ascii="Times New Roman" w:hAnsi="Times New Roman" w:eastAsia="Times New Roman"/>
-          <w:b w:val="0"/>
-          <w:i w:val="0"/>
-          <w:sz w:val="24"/>
-        </w:rPr>
-        <w:t xml:space="preserve"> = 200 / 1,86×10⁻¹⁹ ≈ 10²¹ фотонов в секунду. Это гигантский поток: триллион миллиардов частиц каждую секунду.</w:t>
+        <w:t>= 1,07×10⁻⁶ м: Eph = (6,63×10⁻³⁴ × 3×10⁸) / 1,07×10⁻⁶ ≈ 1,86×10⁻¹⁹ Дж ≈ 1,16 эВ. Лазер мощностью 200 Вт испускает N = P/Eph = 200 / 1,86×10⁻¹⁹ ≈ 10²¹ фотонов в секунду. Это гигантский поток: триллион миллиардов частиц каждую секунду.</w:t>
       </w:r>
     </w:p>
     <w:p>
@@ -8193,83 +8136,7 @@
           <w:i w:val="0"/>
           <w:sz w:val="24"/>
         </w:rPr>
-        <w:t>На приведённом рисунке — две панели, две разные физики. Слева — фотохимия. По вертикали — энергия E молекулы. По горизонтали — ход реакции: слева молекула ещё не прореагировала, справа — уже после превращения (например, инициатор распался на радикалы). Между ними барьер E</w:t>
-      </w:r>
-      <w:r>
-        <w:rPr>
-          <w:rFonts w:ascii="Times New Roman" w:hAnsi="Times New Roman" w:eastAsia="Times New Roman"/>
-          <w:b w:val="0"/>
-          <w:i w:val="0"/>
-          <w:sz w:val="24"/>
-          <w:vertAlign w:val="subscript"/>
-        </w:rPr>
-        <w:t>акт</w:t>
-      </w:r>
-      <w:r>
-        <w:rPr>
-          <w:rFonts w:ascii="Times New Roman" w:hAnsi="Times New Roman" w:eastAsia="Times New Roman"/>
-          <w:b w:val="0"/>
-          <w:i w:val="0"/>
-          <w:sz w:val="24"/>
-        </w:rPr>
-        <w:t xml:space="preserve"> (энергия активации): без достаточной энергии реакция сама не идёт. Синяя вертикаль E</w:t>
-      </w:r>
-      <w:r>
-        <w:rPr>
-          <w:rFonts w:ascii="Times New Roman" w:hAnsi="Times New Roman" w:eastAsia="Times New Roman"/>
-          <w:b w:val="0"/>
-          <w:i w:val="0"/>
-          <w:sz w:val="24"/>
-          <w:vertAlign w:val="subscript"/>
-        </w:rPr>
-        <w:t>ph</w:t>
-      </w:r>
-      <w:r>
-        <w:rPr>
-          <w:rFonts w:ascii="Times New Roman" w:hAnsi="Times New Roman" w:eastAsia="Times New Roman"/>
-          <w:b w:val="0"/>
-          <w:i w:val="0"/>
-          <w:sz w:val="24"/>
-        </w:rPr>
-        <w:t xml:space="preserve"> — энергия одного УФ-фотона. Если E</w:t>
-      </w:r>
-      <w:r>
-        <w:rPr>
-          <w:rFonts w:ascii="Times New Roman" w:hAnsi="Times New Roman" w:eastAsia="Times New Roman"/>
-          <w:b w:val="0"/>
-          <w:i w:val="0"/>
-          <w:sz w:val="24"/>
-          <w:vertAlign w:val="subscript"/>
-        </w:rPr>
-        <w:t>ph</w:t>
-      </w:r>
-      <w:r>
-        <w:rPr>
-          <w:rFonts w:ascii="Times New Roman" w:hAnsi="Times New Roman" w:eastAsia="Times New Roman"/>
-          <w:b w:val="0"/>
-          <w:i w:val="0"/>
-          <w:sz w:val="24"/>
-        </w:rPr>
-        <w:t xml:space="preserve"> ≥ E</w:t>
-      </w:r>
-      <w:r>
-        <w:rPr>
-          <w:rFonts w:ascii="Times New Roman" w:hAnsi="Times New Roman" w:eastAsia="Times New Roman"/>
-          <w:b w:val="0"/>
-          <w:i w:val="0"/>
-          <w:sz w:val="24"/>
-          <w:vertAlign w:val="subscript"/>
-        </w:rPr>
-        <w:t>акт</w:t>
-      </w:r>
-      <w:r>
-        <w:rPr>
-          <w:rFonts w:ascii="Times New Roman" w:hAnsi="Times New Roman" w:eastAsia="Times New Roman"/>
-          <w:b w:val="0"/>
-          <w:i w:val="0"/>
-          <w:sz w:val="24"/>
-        </w:rPr>
-        <w:t>, фотон «перебрасывает» молекулу через барьер — это дуга «переход».</w:t>
+        <w:t>На приведённом рисунке — две панели, две разные физики. Слева — фотохимия. По вертикали — энергия E молекулы. По горизонтали — ход реакции: слева молекула ещё не прореагировала, справа — уже после превращения (например, инициатор распался на радикалы). Между ними барьер Eакт (энергия активации): без достаточной энергии реакция сама не идёт. Синяя вертикаль Eph — энергия одного УФ-фотона. Если Eph ≥ Eакт, фотон «перебрасывает» молекулу через барьер — это дуга «переход».</w:t>
       </w:r>
     </w:p>
     <w:p>
@@ -8388,26 +8255,7 @@
           <w:i w:val="0"/>
           <w:sz w:val="24"/>
         </w:rPr>
-        <w:t>Справа — тепловой канал. По вертикали — температура T металла. По горизонтали — время t. Кривая растёт, потому что много слабых ИК-фотонов постепенно нагревают материал. Горизонталь T</w:t>
-      </w:r>
-      <w:r>
-        <w:rPr>
-          <w:rFonts w:ascii="Times New Roman" w:hAnsi="Times New Roman" w:eastAsia="Times New Roman"/>
-          <w:b w:val="0"/>
-          <w:i w:val="0"/>
-          <w:sz w:val="24"/>
-          <w:vertAlign w:val="subscript"/>
-        </w:rPr>
-        <w:t>пл</w:t>
-      </w:r>
-      <w:r>
-        <w:rPr>
-          <w:rFonts w:ascii="Times New Roman" w:hAnsi="Times New Roman" w:eastAsia="Times New Roman"/>
-          <w:b w:val="0"/>
-          <w:i w:val="0"/>
-          <w:sz w:val="24"/>
-        </w:rPr>
-        <w:t xml:space="preserve"> — температура плавления: как только T её достигает, появляется расплав. Итог схемы: слева решает один сильный фотон; справа — накопление многих слабых.</w:t>
+        <w:t>Справа — тепловой канал. По вертикали — температура T металла. По горизонтали — время t. Кривая растёт, потому что много слабых ИК-фотонов постепенно нагревают материал. Горизонталь Tпл — температура плавления: как только T её достигает, появляется расплав. Итог схемы: слева решает один сильный фотон; справа — накопление многих слабых.</w:t>
       </w:r>
     </w:p>
     <w:p>
@@ -8471,26 +8319,7 @@
           <w:i w:val="0"/>
           <w:sz w:val="24"/>
         </w:rPr>
-        <w:t>Тепловой механизм. У волоконного лазера в ближнем ИК E ≈ 1,16 эВ. Этого недостаточно, чтобы одним актом разорвать типичные связи порядка 3–4 эВ. Энергия уходит в возбуждение электронов проводимости и далее в колебания решётки — макроскопически это температура. При нагреве выше температуры плавления образуется расплав: на правой части рисунка кривая T(t) пересекает T</w:t>
-      </w:r>
-      <w:r>
-        <w:rPr>
-          <w:rFonts w:ascii="Times New Roman" w:hAnsi="Times New Roman" w:eastAsia="Times New Roman"/>
-          <w:b w:val="0"/>
-          <w:i w:val="0"/>
-          <w:sz w:val="24"/>
-          <w:vertAlign w:val="subscript"/>
-        </w:rPr>
-        <w:t>пл</w:t>
-      </w:r>
-      <w:r>
-        <w:rPr>
-          <w:rFonts w:ascii="Times New Roman" w:hAnsi="Times New Roman" w:eastAsia="Times New Roman"/>
-          <w:b w:val="0"/>
-          <w:i w:val="0"/>
-          <w:sz w:val="24"/>
-        </w:rPr>
-        <w:t>.</w:t>
+        <w:t>Тепловой механизм. У волоконного лазера в ближнем ИК E ≈ 1,16 эВ. Этого недостаточно, чтобы одним актом разорвать типичные связи порядка 3–4 эВ. Энергия уходит в возбуждение электронов проводимости и далее в колебания решётки — макроскопически это температура. При нагреве выше температуры плавления образуется расплав: на правой части рисунка кривая T(t) пересекает Tпл.</w:t>
       </w:r>
     </w:p>
     <w:p>
@@ -8585,45 +8414,7 @@
           <w:i w:val="0"/>
           <w:sz w:val="24"/>
         </w:rPr>
-        <w:t>Определение. A(λ) (спектральная поглощательная способность) — безразмерная величина от 0 до 1 (или от 0% до 100%), равная доле мощности, упавшей на поверхность и реально вошедшей в материал, где она может быть использована для нагрева или фотохимии: A(λ) = P</w:t>
-      </w:r>
-      <w:r>
-        <w:rPr>
-          <w:rFonts w:ascii="Times New Roman" w:hAnsi="Times New Roman" w:eastAsia="Times New Roman"/>
-          <w:b w:val="0"/>
-          <w:i w:val="0"/>
-          <w:sz w:val="24"/>
-          <w:vertAlign w:val="subscript"/>
-        </w:rPr>
-        <w:t>погл</w:t>
-      </w:r>
-      <w:r>
-        <w:rPr>
-          <w:rFonts w:ascii="Times New Roman" w:hAnsi="Times New Roman" w:eastAsia="Times New Roman"/>
-          <w:b w:val="0"/>
-          <w:i w:val="0"/>
-          <w:sz w:val="24"/>
-        </w:rPr>
-        <w:t>ощённая / P</w:t>
-      </w:r>
-      <w:r>
-        <w:rPr>
-          <w:rFonts w:ascii="Times New Roman" w:hAnsi="Times New Roman" w:eastAsia="Times New Roman"/>
-          <w:b w:val="0"/>
-          <w:i w:val="0"/>
-          <w:sz w:val="24"/>
-          <w:vertAlign w:val="subscript"/>
-        </w:rPr>
-        <w:t>пад</w:t>
-      </w:r>
-      <w:r>
-        <w:rPr>
-          <w:rFonts w:ascii="Times New Roman" w:hAnsi="Times New Roman" w:eastAsia="Times New Roman"/>
-          <w:b w:val="0"/>
-          <w:i w:val="0"/>
-          <w:sz w:val="24"/>
-        </w:rPr>
-        <w:t>ающая. Величина 1 − A(λ) для металлов соответствует в основном отражению, для прозрачных сред — также пропусканию.</w:t>
+        <w:t>Определение. A(λ) (спектральная поглощательная способность) — безразмерная величина от 0 до 1 (или от 0% до 100%), равная доле мощности, упавшей на поверхность и реально вошедшей в материал, где она может быть использована для нагрева или фотохимии: A(λ) = Pпоглощённая / Pпадающая. Величина 1 − A(λ) для металлов соответствует в основном отражению, для прозрачных сред — также пропусканию.</w:t>
       </w:r>
     </w:p>
     <w:p>
@@ -10819,7 +10610,7 @@
                 <w:i w:val="0"/>
                 <w:sz w:val="18"/>
               </w:rPr>
-              <w:t>8,85·10⁻¹² Ф/м</w:t>
+              <w:t>8,85·10⁻¹² Ф/м; Ф (фарад) = Кл/В</w:t>
             </w:r>
           </w:p>
         </w:tc>
@@ -11215,7 +11006,7 @@
           <w:i w:val="0"/>
           <w:sz w:val="24"/>
         </w:rPr>
-        <w:t>Расшифровка каждого символа — в таблице ниже.</w:t>
+        <w:t>Расшифровка каждого символа (та же таблица есть на рисунке — с ней можно работать и без презентации): P — поляризация среды (Кл/м²), дипольный момент единицы объёма; ε₀ — электрическая постоянная, 8,85·10⁻¹² Ф/м, где Ф (фарад) = Кл/В (кулон на вольт); E — напряжённость электрического поля волны (В/м); χ⁽¹⁾ — линейная восприимчивость, безразмерная — отвечает за преломление; χ⁽²⁾ — квадратичная восприимчивость (м/В) — отвечает за удвоение частоты; χ⁽³⁾ — кубическая восприимчивость (м²/В²) — мала, ею пренебрегаем.</w:t>
       </w:r>
     </w:p>
     <w:p>
@@ -11577,7 +11368,7 @@
       <w:r>
         <w:drawing>
           <wp:inline xmlns:a="http://schemas.openxmlformats.org/drawingml/2006/main" xmlns:pic="http://schemas.openxmlformats.org/drawingml/2006/picture">
-            <wp:extent cx="5040000" cy="3780000"/>
+            <wp:extent cx="5040000" cy="3195000"/>
             <wp:docPr id="26" name="Picture 26"/>
             <wp:cNvGraphicFramePr>
               <a:graphicFrameLocks noChangeAspect="1"/>
@@ -11598,7 +11389,7 @@
                   <pic:spPr>
                     <a:xfrm>
                       <a:off x="0" y="0"/>
-                      <a:ext cx="5040000" cy="3780000"/>
+                      <a:ext cx="5040000" cy="3195000"/>
                     </a:xfrm>
                     <a:prstGeom prst="rect"/>
                   </pic:spPr>
@@ -11632,7 +11423,7 @@
       <w:r>
         <w:drawing>
           <wp:inline xmlns:a="http://schemas.openxmlformats.org/drawingml/2006/main" xmlns:pic="http://schemas.openxmlformats.org/drawingml/2006/picture">
-            <wp:extent cx="5040000" cy="1875349"/>
+            <wp:extent cx="5760000" cy="1184000"/>
             <wp:docPr id="27" name="Picture 27"/>
             <wp:cNvGraphicFramePr>
               <a:graphicFrameLocks noChangeAspect="1"/>
@@ -11653,7 +11444,7 @@
                   <pic:spPr>
                     <a:xfrm>
                       <a:off x="0" y="0"/>
-                      <a:ext cx="5040000" cy="1875349"/>
+                      <a:ext cx="5760000" cy="1184000"/>
                     </a:xfrm>
                     <a:prstGeom prst="rect"/>
                   </pic:spPr>
@@ -14593,137 +14384,23 @@
           <w:i w:val="0"/>
           <w:sz w:val="24"/>
         </w:rPr>
-        <w:t>Формула реального пятна: d</w:t>
-      </w:r>
-      <w:r>
-        <w:rPr>
-          <w:rFonts w:ascii="Times New Roman" w:hAnsi="Times New Roman" w:eastAsia="Times New Roman"/>
-          <w:b w:val="0"/>
-          <w:i w:val="0"/>
-          <w:sz w:val="24"/>
-          <w:vertAlign w:val="subscript"/>
-        </w:rPr>
-        <w:t>реал</w:t>
-      </w:r>
-      <w:r>
-        <w:rPr>
-          <w:rFonts w:ascii="Times New Roman" w:hAnsi="Times New Roman" w:eastAsia="Times New Roman"/>
-          <w:b w:val="0"/>
-          <w:i w:val="0"/>
-          <w:sz w:val="24"/>
-        </w:rPr>
-        <w:t xml:space="preserve"> = M² · d</w:t>
-      </w:r>
-      <w:r>
-        <w:rPr>
-          <w:rFonts w:ascii="Times New Roman" w:hAnsi="Times New Roman" w:eastAsia="Times New Roman"/>
-          <w:b w:val="0"/>
-          <w:i w:val="0"/>
-          <w:sz w:val="24"/>
-          <w:vertAlign w:val="subscript"/>
-        </w:rPr>
-        <w:t>идеал</w:t>
-      </w:r>
-      <w:r>
-        <w:rPr>
-          <w:rFonts w:ascii="Times New Roman" w:hAnsi="Times New Roman" w:eastAsia="Times New Roman"/>
-          <w:b w:val="0"/>
-          <w:i w:val="0"/>
-          <w:sz w:val="24"/>
-        </w:rPr>
-        <w:t>.</w:t>
-      </w:r>
-    </w:p>
-    <w:p>
-      <w:pPr>
-        <w:spacing w:after="160" w:before="0" w:lineRule="auto" w:line="276"/>
-        <w:ind w:firstLine="709"/>
-        <w:jc w:val="both"/>
-      </w:pPr>
-      <w:r>
-        <w:rPr>
-          <w:rFonts w:ascii="Times New Roman" w:hAnsi="Times New Roman" w:eastAsia="Times New Roman"/>
-          <w:b w:val="0"/>
-          <w:i w:val="0"/>
-          <w:sz w:val="24"/>
-        </w:rPr>
-        <w:t>Пример. Волоконный: M² = 1,3, d</w:t>
-      </w:r>
-      <w:r>
-        <w:rPr>
-          <w:rFonts w:ascii="Times New Roman" w:hAnsi="Times New Roman" w:eastAsia="Times New Roman"/>
-          <w:b w:val="0"/>
-          <w:i w:val="0"/>
-          <w:sz w:val="24"/>
-          <w:vertAlign w:val="subscript"/>
-        </w:rPr>
-        <w:t>идеал</w:t>
-      </w:r>
-      <w:r>
-        <w:rPr>
-          <w:rFonts w:ascii="Times New Roman" w:hAnsi="Times New Roman" w:eastAsia="Times New Roman"/>
-          <w:b w:val="0"/>
-          <w:i w:val="0"/>
-          <w:sz w:val="24"/>
-        </w:rPr>
-        <w:t xml:space="preserve"> = 10 мкм → d</w:t>
-      </w:r>
-      <w:r>
-        <w:rPr>
-          <w:rFonts w:ascii="Times New Roman" w:hAnsi="Times New Roman" w:eastAsia="Times New Roman"/>
-          <w:b w:val="0"/>
-          <w:i w:val="0"/>
-          <w:sz w:val="24"/>
-          <w:vertAlign w:val="subscript"/>
-        </w:rPr>
-        <w:t>реал</w:t>
-      </w:r>
-      <w:r>
-        <w:rPr>
-          <w:rFonts w:ascii="Times New Roman" w:hAnsi="Times New Roman" w:eastAsia="Times New Roman"/>
-          <w:b w:val="0"/>
-          <w:i w:val="0"/>
-          <w:sz w:val="24"/>
-        </w:rPr>
-        <w:t xml:space="preserve"> ≈ 13 мкм. Диодный: M² = 20, d</w:t>
-      </w:r>
-      <w:r>
-        <w:rPr>
-          <w:rFonts w:ascii="Times New Roman" w:hAnsi="Times New Roman" w:eastAsia="Times New Roman"/>
-          <w:b w:val="0"/>
-          <w:i w:val="0"/>
-          <w:sz w:val="24"/>
-          <w:vertAlign w:val="subscript"/>
-        </w:rPr>
-        <w:t>идеал</w:t>
-      </w:r>
-      <w:r>
-        <w:rPr>
-          <w:rFonts w:ascii="Times New Roman" w:hAnsi="Times New Roman" w:eastAsia="Times New Roman"/>
-          <w:b w:val="0"/>
-          <w:i w:val="0"/>
-          <w:sz w:val="24"/>
-        </w:rPr>
-        <w:t xml:space="preserve"> = 10 мкм → d</w:t>
-      </w:r>
-      <w:r>
-        <w:rPr>
-          <w:rFonts w:ascii="Times New Roman" w:hAnsi="Times New Roman" w:eastAsia="Times New Roman"/>
-          <w:b w:val="0"/>
-          <w:i w:val="0"/>
-          <w:sz w:val="24"/>
-          <w:vertAlign w:val="subscript"/>
-        </w:rPr>
-        <w:t>реал</w:t>
-      </w:r>
-      <w:r>
-        <w:rPr>
-          <w:rFonts w:ascii="Times New Roman" w:hAnsi="Times New Roman" w:eastAsia="Times New Roman"/>
-          <w:b w:val="0"/>
-          <w:i w:val="0"/>
-          <w:sz w:val="24"/>
-        </w:rPr>
-        <w:t xml:space="preserve"> ≈ 200 мкм.</w:t>
+        <w:t>Формула реального пятна: dреал = M² · dидеал.</w:t>
+      </w:r>
+    </w:p>
+    <w:p>
+      <w:pPr>
+        <w:spacing w:after="160" w:before="0" w:lineRule="auto" w:line="276"/>
+        <w:ind w:firstLine="709"/>
+        <w:jc w:val="both"/>
+      </w:pPr>
+      <w:r>
+        <w:rPr>
+          <w:rFonts w:ascii="Times New Roman" w:hAnsi="Times New Roman" w:eastAsia="Times New Roman"/>
+          <w:b w:val="0"/>
+          <w:i w:val="0"/>
+          <w:sz w:val="24"/>
+        </w:rPr>
+        <w:t>Пример. Волоконный: M² = 1,3, dидеал = 10 мкм → dреал ≈ 13 мкм. Диодный: M² = 20, dидеал = 10 мкм → dреал ≈ 200 мкм.</w:t>
       </w:r>
     </w:p>
     <w:p>
@@ -14819,45 +14496,7 @@
           <w:i w:val="0"/>
           <w:sz w:val="24"/>
         </w:rPr>
-        <w:t>Четвёртое. Реальное пятно d</w:t>
-      </w:r>
-      <w:r>
-        <w:rPr>
-          <w:rFonts w:ascii="Times New Roman" w:hAnsi="Times New Roman" w:eastAsia="Times New Roman"/>
-          <w:b w:val="0"/>
-          <w:i w:val="0"/>
-          <w:sz w:val="24"/>
-          <w:vertAlign w:val="subscript"/>
-        </w:rPr>
-        <w:t>реал</w:t>
-      </w:r>
-      <w:r>
-        <w:rPr>
-          <w:rFonts w:ascii="Times New Roman" w:hAnsi="Times New Roman" w:eastAsia="Times New Roman"/>
-          <w:b w:val="0"/>
-          <w:i w:val="0"/>
-          <w:sz w:val="24"/>
-        </w:rPr>
-        <w:t xml:space="preserve"> = M² · d</w:t>
-      </w:r>
-      <w:r>
-        <w:rPr>
-          <w:rFonts w:ascii="Times New Roman" w:hAnsi="Times New Roman" w:eastAsia="Times New Roman"/>
-          <w:b w:val="0"/>
-          <w:i w:val="0"/>
-          <w:sz w:val="24"/>
-          <w:vertAlign w:val="subscript"/>
-        </w:rPr>
-        <w:t>идеал</w:t>
-      </w:r>
-      <w:r>
-        <w:rPr>
-          <w:rFonts w:ascii="Times New Roman" w:hAnsi="Times New Roman" w:eastAsia="Times New Roman"/>
-          <w:b w:val="0"/>
-          <w:i w:val="0"/>
-          <w:sz w:val="24"/>
-        </w:rPr>
-        <w:t xml:space="preserve"> — зависит от качества пучка. Большое M² сводит на нет преимущества оптики.</w:t>
+        <w:t>Четвёртое. Реальное пятно dреал = M² · dидеал — зависит от качества пучка. Большое M² сводит на нет преимущества оптики.</w:t>
       </w:r>
     </w:p>
     <w:p>
@@ -15541,45 +15180,7 @@
         </w:rPr>
         <w:t>A(λ)</w:t>
         <w:tab/>
-        <w:t>Спектральная поглощательная способность — безразмерная доля падающей мощности, вошедшей в материал (0…1); A(λ) = P</w:t>
-      </w:r>
-      <w:r>
-        <w:rPr>
-          <w:rFonts w:ascii="Times New Roman" w:hAnsi="Times New Roman" w:eastAsia="Times New Roman"/>
-          <w:b w:val="0"/>
-          <w:i w:val="0"/>
-          <w:sz w:val="22"/>
-          <w:vertAlign w:val="subscript"/>
-        </w:rPr>
-        <w:t>погл</w:t>
-      </w:r>
-      <w:r>
-        <w:rPr>
-          <w:rFonts w:ascii="Times New Roman" w:hAnsi="Times New Roman" w:eastAsia="Times New Roman"/>
-          <w:b w:val="0"/>
-          <w:i w:val="0"/>
-          <w:sz w:val="22"/>
-        </w:rPr>
-        <w:t xml:space="preserve"> / P</w:t>
-      </w:r>
-      <w:r>
-        <w:rPr>
-          <w:rFonts w:ascii="Times New Roman" w:hAnsi="Times New Roman" w:eastAsia="Times New Roman"/>
-          <w:b w:val="0"/>
-          <w:i w:val="0"/>
-          <w:sz w:val="22"/>
-          <w:vertAlign w:val="subscript"/>
-        </w:rPr>
-        <w:t>пад</w:t>
-      </w:r>
-      <w:r>
-        <w:rPr>
-          <w:rFonts w:ascii="Times New Roman" w:hAnsi="Times New Roman" w:eastAsia="Times New Roman"/>
-          <w:b w:val="0"/>
-          <w:i w:val="0"/>
-          <w:sz w:val="22"/>
-        </w:rPr>
-        <w:t>. Не путать с работой выхода металла</w:t>
+        <w:t>Спектральная поглощательная способность — безразмерная доля падающей мощности, вошедшей в материал (0…1); A(λ) = Pпогл / Pпад. Не путать с работой выхода металла</w:t>
       </w:r>
     </w:p>
     <w:p>
@@ -15662,25 +15263,7 @@
           <w:i w:val="0"/>
           <w:sz w:val="22"/>
         </w:rPr>
-        <w:t>E</w:t>
-      </w:r>
-      <w:r>
-        <w:rPr>
-          <w:rFonts w:ascii="Times New Roman" w:hAnsi="Times New Roman" w:eastAsia="Times New Roman"/>
-          <w:b w:val="0"/>
-          <w:i w:val="0"/>
-          <w:sz w:val="22"/>
-          <w:vertAlign w:val="subscript"/>
-        </w:rPr>
-        <w:t>акт</w:t>
-      </w:r>
-      <w:r>
-        <w:rPr>
-          <w:rFonts w:ascii="Times New Roman" w:hAnsi="Times New Roman" w:eastAsia="Times New Roman"/>
-          <w:b w:val="0"/>
-          <w:i w:val="0"/>
-          <w:sz w:val="22"/>
-        </w:rPr>
+        <w:t>Eакт</w:t>
         <w:tab/>
         <w:t>Энергия активации — минимальный энергетический барьер химической реакции</w:t>
       </w:r>
@@ -15748,25 +15331,7 @@
           <w:i w:val="0"/>
           <w:sz w:val="22"/>
         </w:rPr>
-        <w:t>T</w:t>
-      </w:r>
-      <w:r>
-        <w:rPr>
-          <w:rFonts w:ascii="Times New Roman" w:hAnsi="Times New Roman" w:eastAsia="Times New Roman"/>
-          <w:b w:val="0"/>
-          <w:i w:val="0"/>
-          <w:sz w:val="22"/>
-          <w:vertAlign w:val="subscript"/>
-        </w:rPr>
-        <w:t>пл</w:t>
-      </w:r>
-      <w:r>
-        <w:rPr>
-          <w:rFonts w:ascii="Times New Roman" w:hAnsi="Times New Roman" w:eastAsia="Times New Roman"/>
-          <w:b w:val="0"/>
-          <w:i w:val="0"/>
-          <w:sz w:val="22"/>
-        </w:rPr>
+        <w:t>Tпл</w:t>
         <w:tab/>
         <w:t>Температура плавления материала</w:t>
       </w:r>
@@ -15785,26 +15350,7 @@
         </w:rPr>
         <w:t>Фотохимический механизм</w:t>
         <w:tab/>
-        <w:t>Взаимодействие, при котором один фотон достаточен для химического акта (E</w:t>
-      </w:r>
-      <w:r>
-        <w:rPr>
-          <w:rFonts w:ascii="Times New Roman" w:hAnsi="Times New Roman" w:eastAsia="Times New Roman"/>
-          <w:b w:val="0"/>
-          <w:i w:val="0"/>
-          <w:sz w:val="22"/>
-          <w:vertAlign w:val="subscript"/>
-        </w:rPr>
-        <w:t>ph</w:t>
-      </w:r>
-      <w:r>
-        <w:rPr>
-          <w:rFonts w:ascii="Times New Roman" w:hAnsi="Times New Roman" w:eastAsia="Times New Roman"/>
-          <w:b w:val="0"/>
-          <w:i w:val="0"/>
-          <w:sz w:val="22"/>
-        </w:rPr>
-        <w:t xml:space="preserve"> ≥ порога)</w:t>
+        <w:t>Взаимодействие, при котором один фотон достаточен для химического акта (Eph ≥ порога)</w:t>
       </w:r>
     </w:p>
     <w:p>
@@ -15972,25 +15518,7 @@
           <w:i w:val="0"/>
           <w:sz w:val="22"/>
         </w:rPr>
-        <w:t>d</w:t>
-      </w:r>
-      <w:r>
-        <w:rPr>
-          <w:rFonts w:ascii="Times New Roman" w:hAnsi="Times New Roman" w:eastAsia="Times New Roman"/>
-          <w:b w:val="0"/>
-          <w:i w:val="0"/>
-          <w:sz w:val="22"/>
-          <w:vertAlign w:val="subscript"/>
-        </w:rPr>
-        <w:t>идеал</w:t>
-      </w:r>
-      <w:r>
-        <w:rPr>
-          <w:rFonts w:ascii="Times New Roman" w:hAnsi="Times New Roman" w:eastAsia="Times New Roman"/>
-          <w:b w:val="0"/>
-          <w:i w:val="0"/>
-          <w:sz w:val="22"/>
-        </w:rPr>
+        <w:t>dидеал</w:t>
         <w:tab/>
         <w:t>Идеальный (дифракционный) диаметр пятна: d ≈ λ/NA</w:t>
       </w:r>
@@ -16007,56 +15535,9 @@
           <w:i w:val="0"/>
           <w:sz w:val="22"/>
         </w:rPr>
-        <w:t>d</w:t>
-      </w:r>
-      <w:r>
-        <w:rPr>
-          <w:rFonts w:ascii="Times New Roman" w:hAnsi="Times New Roman" w:eastAsia="Times New Roman"/>
-          <w:b w:val="0"/>
-          <w:i w:val="0"/>
-          <w:sz w:val="22"/>
-          <w:vertAlign w:val="subscript"/>
-        </w:rPr>
-        <w:t>реал</w:t>
-      </w:r>
-      <w:r>
-        <w:rPr>
-          <w:rFonts w:ascii="Times New Roman" w:hAnsi="Times New Roman" w:eastAsia="Times New Roman"/>
-          <w:b w:val="0"/>
-          <w:i w:val="0"/>
-          <w:sz w:val="22"/>
-        </w:rPr>
+        <w:t>dреал</w:t>
         <w:tab/>
-        <w:t>Реальный диаметр пятна с учётом качества пучка: d</w:t>
-      </w:r>
-      <w:r>
-        <w:rPr>
-          <w:rFonts w:ascii="Times New Roman" w:hAnsi="Times New Roman" w:eastAsia="Times New Roman"/>
-          <w:b w:val="0"/>
-          <w:i w:val="0"/>
-          <w:sz w:val="22"/>
-          <w:vertAlign w:val="subscript"/>
-        </w:rPr>
-        <w:t>реал</w:t>
-      </w:r>
-      <w:r>
-        <w:rPr>
-          <w:rFonts w:ascii="Times New Roman" w:hAnsi="Times New Roman" w:eastAsia="Times New Roman"/>
-          <w:b w:val="0"/>
-          <w:i w:val="0"/>
-          <w:sz w:val="22"/>
-        </w:rPr>
-        <w:t xml:space="preserve"> = M²·d</w:t>
-      </w:r>
-      <w:r>
-        <w:rPr>
-          <w:rFonts w:ascii="Times New Roman" w:hAnsi="Times New Roman" w:eastAsia="Times New Roman"/>
-          <w:b w:val="0"/>
-          <w:i w:val="0"/>
-          <w:sz w:val="22"/>
-          <w:vertAlign w:val="subscript"/>
-        </w:rPr>
-        <w:t>идеал</w:t>
+        <w:t>Реальный диаметр пятна с учётом качества пучка: dреал = M²·dидеал</w:t>
       </w:r>
     </w:p>
     <w:p>
@@ -16345,45 +15826,7 @@
         </w:rPr>
         <w:t>Δk</w:t>
         <w:tab/>
-        <w:t>Рассогласование волновых чисел: Δk = k</w:t>
-      </w:r>
-      <w:r>
-        <w:rPr>
-          <w:rFonts w:ascii="Times New Roman" w:hAnsi="Times New Roman" w:eastAsia="Times New Roman"/>
-          <w:b w:val="0"/>
-          <w:i w:val="0"/>
-          <w:sz w:val="22"/>
-          <w:vertAlign w:val="subscript"/>
-        </w:rPr>
-        <w:t>2ω</w:t>
-      </w:r>
-      <w:r>
-        <w:rPr>
-          <w:rFonts w:ascii="Times New Roman" w:hAnsi="Times New Roman" w:eastAsia="Times New Roman"/>
-          <w:b w:val="0"/>
-          <w:i w:val="0"/>
-          <w:sz w:val="22"/>
-        </w:rPr>
-        <w:t xml:space="preserve"> − 2k</w:t>
-      </w:r>
-      <w:r>
-        <w:rPr>
-          <w:rFonts w:ascii="Times New Roman" w:hAnsi="Times New Roman" w:eastAsia="Times New Roman"/>
-          <w:b w:val="0"/>
-          <w:i w:val="0"/>
-          <w:sz w:val="22"/>
-          <w:vertAlign w:val="subscript"/>
-        </w:rPr>
-        <w:t>ω</w:t>
-      </w:r>
-      <w:r>
-        <w:rPr>
-          <w:rFonts w:ascii="Times New Roman" w:hAnsi="Times New Roman" w:eastAsia="Times New Roman"/>
-          <w:b w:val="0"/>
-          <w:i w:val="0"/>
-          <w:sz w:val="22"/>
-        </w:rPr>
-        <w:t>; условие синхронизма Δk = 2π/Λ</w:t>
+        <w:t>Рассогласование волновых чисел: Δk = k2ω − 2kω; условие синхронизма Δk = 2π/Λ</w:t>
       </w:r>
     </w:p>
     <w:p>
@@ -16417,69 +15860,22 @@
         </w:rPr>
         <w:t>η</w:t>
         <w:tab/>
-        <w:t>Эффективность преобразования SHG: η = P</w:t>
-      </w:r>
+        <w:t>Эффективность преобразования SHG: η = P2ω / Pω</w:t>
+      </w:r>
+    </w:p>
+    <w:p>
+      <w:pPr>
+        <w:spacing w:after="80" w:before="0" w:lineRule="auto" w:line="276"/>
+        <w:jc w:val="both"/>
+      </w:pPr>
       <w:r>
         <w:rPr>
           <w:rFonts w:ascii="Times New Roman" w:hAnsi="Times New Roman" w:eastAsia="Times New Roman"/>
           <w:b w:val="0"/>
           <w:i w:val="0"/>
           <w:sz w:val="22"/>
-          <w:vertAlign w:val="subscript"/>
-        </w:rPr>
-        <w:t>2ω</w:t>
-      </w:r>
-      <w:r>
-        <w:rPr>
-          <w:rFonts w:ascii="Times New Roman" w:hAnsi="Times New Roman" w:eastAsia="Times New Roman"/>
-          <w:b w:val="0"/>
-          <w:i w:val="0"/>
-          <w:sz w:val="22"/>
-        </w:rPr>
-        <w:t xml:space="preserve"> / P</w:t>
-      </w:r>
-      <w:r>
-        <w:rPr>
-          <w:rFonts w:ascii="Times New Roman" w:hAnsi="Times New Roman" w:eastAsia="Times New Roman"/>
-          <w:b w:val="0"/>
-          <w:i w:val="0"/>
-          <w:sz w:val="22"/>
-          <w:vertAlign w:val="subscript"/>
-        </w:rPr>
-        <w:t>ω</w:t>
-      </w:r>
-    </w:p>
-    <w:p>
-      <w:pPr>
-        <w:spacing w:after="80" w:before="0" w:lineRule="auto" w:line="276"/>
-        <w:jc w:val="both"/>
-      </w:pPr>
-      <w:r>
-        <w:rPr>
-          <w:rFonts w:ascii="Times New Roman" w:hAnsi="Times New Roman" w:eastAsia="Times New Roman"/>
-          <w:b w:val="0"/>
-          <w:i w:val="0"/>
-          <w:sz w:val="22"/>
-        </w:rPr>
-        <w:t>d</w:t>
-      </w:r>
-      <w:r>
-        <w:rPr>
-          <w:rFonts w:ascii="Times New Roman" w:hAnsi="Times New Roman" w:eastAsia="Times New Roman"/>
-          <w:b w:val="0"/>
-          <w:i w:val="0"/>
-          <w:sz w:val="22"/>
-          <w:vertAlign w:val="subscript"/>
-        </w:rPr>
-        <w:t>eff</w:t>
-      </w:r>
-      <w:r>
-        <w:rPr>
-          <w:rFonts w:ascii="Times New Roman" w:hAnsi="Times New Roman" w:eastAsia="Times New Roman"/>
-          <w:b w:val="0"/>
-          <w:i w:val="0"/>
-          <w:sz w:val="22"/>
-        </w:rPr>
+        </w:rPr>
+        <w:t>deff</w:t>
         <w:tab/>
         <w:t>Эффективный коэффициент нелинейности; для MgO:PPLN d₃₃ ≈ 25 пм/В</w:t>
       </w:r>
@@ -16567,6 +15963,210 @@
         <w:t>Двухпроходная схема</w:t>
         <w:tab/>
         <w:t>SHG при прямом и обратном проходе через кристалл; удваивает длину взаимодействия</w:t>
+      </w:r>
+    </w:p>
+    <w:p>
+      <w:pPr>
+        <w:spacing w:after="80" w:before="0" w:lineRule="auto" w:line="276"/>
+        <w:jc w:val="both"/>
+      </w:pPr>
+      <w:r>
+        <w:rPr>
+          <w:rFonts w:ascii="Times New Roman" w:hAnsi="Times New Roman" w:eastAsia="Times New Roman"/>
+          <w:b w:val="0"/>
+          <w:i w:val="0"/>
+          <w:sz w:val="22"/>
+        </w:rPr>
+        <w:t>E</w:t>
+      </w:r>
+      <w:r>
+        <w:rPr>
+          <w:rFonts w:ascii="Times New Roman" w:hAnsi="Times New Roman" w:eastAsia="Times New Roman"/>
+          <w:b w:val="0"/>
+          <w:i w:val="0"/>
+          <w:sz w:val="22"/>
+          <w:vertAlign w:val="subscript"/>
+        </w:rPr>
+        <w:t>акт</w:t>
+      </w:r>
+      <w:r>
+        <w:rPr>
+          <w:rFonts w:ascii="Times New Roman" w:hAnsi="Times New Roman" w:eastAsia="Times New Roman"/>
+          <w:b w:val="0"/>
+          <w:i w:val="0"/>
+          <w:sz w:val="22"/>
+        </w:rPr>
+        <w:tab/>
+        <w:t>Энергия активации — минимальный энергетический барьер химической реакции</w:t>
+      </w:r>
+    </w:p>
+    <w:p>
+      <w:pPr>
+        <w:spacing w:after="80" w:before="0" w:lineRule="auto" w:line="276"/>
+        <w:jc w:val="both"/>
+      </w:pPr>
+      <w:r>
+        <w:rPr>
+          <w:rFonts w:ascii="Times New Roman" w:hAnsi="Times New Roman" w:eastAsia="Times New Roman"/>
+          <w:b w:val="0"/>
+          <w:i w:val="0"/>
+          <w:sz w:val="22"/>
+        </w:rPr>
+        <w:t>T</w:t>
+      </w:r>
+      <w:r>
+        <w:rPr>
+          <w:rFonts w:ascii="Times New Roman" w:hAnsi="Times New Roman" w:eastAsia="Times New Roman"/>
+          <w:b w:val="0"/>
+          <w:i w:val="0"/>
+          <w:sz w:val="22"/>
+          <w:vertAlign w:val="subscript"/>
+        </w:rPr>
+        <w:t>пл</w:t>
+      </w:r>
+      <w:r>
+        <w:rPr>
+          <w:rFonts w:ascii="Times New Roman" w:hAnsi="Times New Roman" w:eastAsia="Times New Roman"/>
+          <w:b w:val="0"/>
+          <w:i w:val="0"/>
+          <w:sz w:val="22"/>
+        </w:rPr>
+        <w:tab/>
+        <w:t>Температура плавления материала</w:t>
+      </w:r>
+    </w:p>
+    <w:p>
+      <w:pPr>
+        <w:spacing w:after="80" w:before="0" w:lineRule="auto" w:line="276"/>
+        <w:jc w:val="both"/>
+      </w:pPr>
+      <w:r>
+        <w:rPr>
+          <w:rFonts w:ascii="Times New Roman" w:hAnsi="Times New Roman" w:eastAsia="Times New Roman"/>
+          <w:b w:val="0"/>
+          <w:i w:val="0"/>
+          <w:sz w:val="22"/>
+        </w:rPr>
+        <w:t>d</w:t>
+      </w:r>
+      <w:r>
+        <w:rPr>
+          <w:rFonts w:ascii="Times New Roman" w:hAnsi="Times New Roman" w:eastAsia="Times New Roman"/>
+          <w:b w:val="0"/>
+          <w:i w:val="0"/>
+          <w:sz w:val="22"/>
+          <w:vertAlign w:val="subscript"/>
+        </w:rPr>
+        <w:t>eff</w:t>
+      </w:r>
+      <w:r>
+        <w:rPr>
+          <w:rFonts w:ascii="Times New Roman" w:hAnsi="Times New Roman" w:eastAsia="Times New Roman"/>
+          <w:b w:val="0"/>
+          <w:i w:val="0"/>
+          <w:sz w:val="22"/>
+        </w:rPr>
+        <w:tab/>
+        <w:t>Эффективный коэффициент нелинейности; для MgO:PPLN d₃₃ ≈ 25 пм/В</w:t>
+      </w:r>
+    </w:p>
+    <w:p>
+      <w:pPr>
+        <w:spacing w:after="80" w:before="0" w:lineRule="auto" w:line="276"/>
+        <w:jc w:val="both"/>
+      </w:pPr>
+      <w:r>
+        <w:rPr>
+          <w:rFonts w:ascii="Times New Roman" w:hAnsi="Times New Roman" w:eastAsia="Times New Roman"/>
+          <w:b w:val="0"/>
+          <w:i w:val="0"/>
+          <w:sz w:val="22"/>
+        </w:rPr>
+        <w:t>d</w:t>
+      </w:r>
+      <w:r>
+        <w:rPr>
+          <w:rFonts w:ascii="Times New Roman" w:hAnsi="Times New Roman" w:eastAsia="Times New Roman"/>
+          <w:b w:val="0"/>
+          <w:i w:val="0"/>
+          <w:sz w:val="22"/>
+          <w:vertAlign w:val="subscript"/>
+        </w:rPr>
+        <w:t>идеал</w:t>
+      </w:r>
+      <w:r>
+        <w:rPr>
+          <w:rFonts w:ascii="Times New Roman" w:hAnsi="Times New Roman" w:eastAsia="Times New Roman"/>
+          <w:b w:val="0"/>
+          <w:i w:val="0"/>
+          <w:sz w:val="22"/>
+        </w:rPr>
+        <w:tab/>
+        <w:t>Идеальный (дифракционный) диаметр пятна: d ≈ λ/NA</w:t>
+      </w:r>
+    </w:p>
+    <w:p>
+      <w:pPr>
+        <w:spacing w:after="80" w:before="0" w:lineRule="auto" w:line="276"/>
+        <w:jc w:val="both"/>
+      </w:pPr>
+      <w:r>
+        <w:rPr>
+          <w:rFonts w:ascii="Times New Roman" w:hAnsi="Times New Roman" w:eastAsia="Times New Roman"/>
+          <w:b w:val="0"/>
+          <w:i w:val="0"/>
+          <w:sz w:val="22"/>
+        </w:rPr>
+        <w:t>d</w:t>
+      </w:r>
+      <w:r>
+        <w:rPr>
+          <w:rFonts w:ascii="Times New Roman" w:hAnsi="Times New Roman" w:eastAsia="Times New Roman"/>
+          <w:b w:val="0"/>
+          <w:i w:val="0"/>
+          <w:sz w:val="22"/>
+          <w:vertAlign w:val="subscript"/>
+        </w:rPr>
+        <w:t>реал</w:t>
+      </w:r>
+      <w:r>
+        <w:rPr>
+          <w:rFonts w:ascii="Times New Roman" w:hAnsi="Times New Roman" w:eastAsia="Times New Roman"/>
+          <w:b w:val="0"/>
+          <w:i w:val="0"/>
+          <w:sz w:val="22"/>
+        </w:rPr>
+        <w:tab/>
+        <w:t>Реальный диаметр пятна с учётом качества пучка: d</w:t>
+      </w:r>
+      <w:r>
+        <w:rPr>
+          <w:rFonts w:ascii="Times New Roman" w:hAnsi="Times New Roman" w:eastAsia="Times New Roman"/>
+          <w:b w:val="0"/>
+          <w:i w:val="0"/>
+          <w:sz w:val="22"/>
+          <w:vertAlign w:val="subscript"/>
+        </w:rPr>
+        <w:t>реал</w:t>
+      </w:r>
+      <w:r>
+        <w:rPr>
+          <w:rFonts w:ascii="Times New Roman" w:hAnsi="Times New Roman" w:eastAsia="Times New Roman"/>
+          <w:b w:val="0"/>
+          <w:i w:val="0"/>
+          <w:sz w:val="22"/>
+        </w:rPr>
+        <w:t xml:space="preserve"> = M²·d</w:t>
+      </w:r>
+      <w:r>
+        <w:rPr>
+          <w:rFonts w:ascii="Times New Roman" w:hAnsi="Times New Roman" w:eastAsia="Times New Roman"/>
+          <w:b w:val="0"/>
+          <w:i w:val="0"/>
+          <w:sz w:val="22"/>
+          <w:vertAlign w:val="subscript"/>
+        </w:rPr>
+        <w:t>идеал</w:t>
       </w:r>
     </w:p>
     <w:sectPr>

--- a/Metodichka_lectures_1-6.docx
+++ b/Metodichka_lectures_1-6.docx
@@ -1013,7 +1013,7 @@
           <w:i/>
           <w:sz w:val="22"/>
         </w:rPr>
-        <w:t>Медь, «зелёная щель», SHG в PPLN и двухпроходная схема с термокомпенсацией</w:t>
+        <w:t>Медь, проблема зелёного диапазона, SHG в PPLN и двухпроходная схема с термокомпенсацией</w:t>
       </w:r>
     </w:p>
     <w:p>
@@ -9069,7 +9069,7 @@
           <w:i/>
           <w:sz w:val="24"/>
         </w:rPr>
-        <w:t>Медь, «зелёная щель», SHG в PPLN и двухпроходная схема с термокомпенсацией</w:t>
+        <w:t>Медь, проблема зелёного диапазона, SHG в PPLN и двухпроходная схема с термокомпенсацией</w:t>
       </w:r>
     </w:p>
     <w:p>
@@ -9211,7 +9211,7 @@
           <w:i w:val="0"/>
           <w:sz w:val="24"/>
         </w:rPr>
-        <w:t>Третье. Прямая генерация зелёного света: почему полупроводниковые лазеры на нитриде галлия не могут дать нужную мощность. Это фундаментальное ограничение, называемое «зелёной щелью».</w:t>
+        <w:t>Третье. Прямая генерация зелёного света: почему полупроводниковые лазеры на нитриде галлия не могут дать нужную мощность. Это фундаментальное ограничение, называемое «проблемой зелёного диапазона».</w:t>
       </w:r>
     </w:p>
     <w:p>
@@ -9660,7 +9660,7 @@
           <w:i w:val="0"/>
           <w:sz w:val="24"/>
         </w:rPr>
-        <w:t>Но здесь мы сталкиваемся с фундаментальным ограничением, которое в научной литературе называется «зелёной щелью» (green gap).</w:t>
+        <w:t>Но здесь мы сталкиваемся с фундаментальным ограничением, которое в научной литературе называется «проблемой зелёного диапазона» (green gap).</w:t>
       </w:r>
     </w:p>
     <w:p>
@@ -9715,7 +9715,7 @@
           <w:i/>
           <w:sz w:val="20"/>
         </w:rPr>
-        <w:t>Рис. 5.2. Прямая генерация 535 нм на InGaN: «зелёная щель» и разрыв мощности</w:t>
+        <w:t>Рис. 5.2. Прямая генерация 535 нм на InGaN: «проблема зелёного диапазона» и разрыв мощности</w:t>
       </w:r>
     </w:p>
     <w:p>
@@ -9785,7 +9785,7 @@
           <w:i/>
           <w:sz w:val="20"/>
         </w:rPr>
-        <w:t>Таблица 5.2. Параметры «зелёной щели» InGaN</w:t>
+        <w:t>Таблица 5.2. Проблема зелёного диапазона InGaN: параметры</w:t>
       </w:r>
     </w:p>
     <w:tbl>
@@ -12482,7 +12482,7 @@
           <w:i w:val="0"/>
           <w:sz w:val="24"/>
         </w:rPr>
-        <w:t>Второе. Прямая генерация зелёного света на полупроводниках ограничена «зелёной щелью»: мощность не превышает 180 милливатт. Для промышленности нужны киловатты.</w:t>
+        <w:t>Второе. Прямая генерация зелёного света на полупроводниках ограничена «проблемой зелёного диапазона»: мощность не превышает 180 милливатт. Для промышленности нужны киловатты.</w:t>
       </w:r>
     </w:p>
     <w:p>
@@ -12546,7 +12546,7 @@
           <w:i w:val="0"/>
           <w:sz w:val="24"/>
         </w:rPr>
-        <w:t>Итак, разобрана физика генерации зелёного излучения для аддитивных технологий. Ключевые моменты: медь требует зелёного света, прямая генерация ограничена «зелёной щелью», а нелинейная оптика позволяет обойти это ограничение.</w:t>
+        <w:t>Итак, разобрана физика генерации зелёного излучения для аддитивных технологий. Ключевые моменты: медь требует зелёного света, прямая генерация ограничена «проблемой зелёного диапазона», а нелинейная оптика позволяет обойти это ограничение.</w:t>
       </w:r>
     </w:p>
     <w:p>
@@ -15688,23 +15688,6 @@
           <w:i w:val="0"/>
           <w:sz w:val="22"/>
         </w:rPr>
-        <w:t>«Зелёная щель»</w:t>
-        <w:tab/>
-        <w:t>Green gap: падение эффективности InGaN-диодов в зелёном диапазоне из-за дефектов решётки и QCSE</w:t>
-      </w:r>
-    </w:p>
-    <w:p>
-      <w:pPr>
-        <w:spacing w:after="80" w:before="0" w:lineRule="auto" w:line="276"/>
-        <w:jc w:val="both"/>
-      </w:pPr>
-      <w:r>
-        <w:rPr>
-          <w:rFonts w:ascii="Times New Roman" w:hAnsi="Times New Roman" w:eastAsia="Times New Roman"/>
-          <w:b w:val="0"/>
-          <w:i w:val="0"/>
-          <w:sz w:val="22"/>
-        </w:rPr>
         <w:t>InGaN</w:t>
         <w:tab/>
         <w:t>Нитрид индия-галлия — полупроводниковая система диодных лазеров видимого диапазона</w:t>
@@ -15963,6 +15946,23 @@
         <w:t>Двухпроходная схема</w:t>
         <w:tab/>
         <w:t>SHG при прямом и обратном проходе через кристалл; удваивает длину взаимодействия</w:t>
+      </w:r>
+    </w:p>
+    <w:p>
+      <w:pPr>
+        <w:spacing w:after="80" w:before="0" w:lineRule="auto" w:line="276"/>
+        <w:jc w:val="both"/>
+      </w:pPr>
+      <w:r>
+        <w:rPr>
+          <w:rFonts w:ascii="Times New Roman" w:hAnsi="Times New Roman" w:eastAsia="Times New Roman"/>
+          <w:b w:val="0"/>
+          <w:i w:val="0"/>
+          <w:sz w:val="22"/>
+        </w:rPr>
+        <w:t>Проблема зелёного диапазона</w:t>
+        <w:tab/>
+        <w:t>Green gap: падение эффективности InGaN-диодов в зелёном диапазоне из-за дефектов решётки и QCSE</w:t>
       </w:r>
     </w:p>
     <w:p>

--- a/Metodichka_lectures_1-6.docx
+++ b/Metodichka_lectures_1-6.docx
@@ -12139,6 +12139,134 @@
           <w:sz w:val="24"/>
         </w:rPr>
         <w:t>Таким образом, выбор плавленого кварца обоснован как с точки зрения его известных оптических свойств, так и с точки зрения технологичности и наличия прецедентов в литературе.</w:t>
+      </w:r>
+    </w:p>
+    <w:p>
+      <w:pPr>
+        <w:spacing w:after="160" w:before="0" w:lineRule="auto" w:line="276"/>
+        <w:ind w:firstLine="709"/>
+        <w:jc w:val="both"/>
+      </w:pPr>
+      <w:r>
+        <w:rPr>
+          <w:rFonts w:ascii="Times New Roman" w:hAnsi="Times New Roman" w:eastAsia="Times New Roman"/>
+          <w:b w:val="0"/>
+          <w:i w:val="0"/>
+          <w:sz w:val="24"/>
+        </w:rPr>
+        <w:t>Сравним предложенную схему с работой Имешева и Феджера подробнее. Цель и там, и там одна: скомпенсировать фазовый сдвиг, который накапливается между прямым и обратным проходом из-за отражения от зеркала. Это одна и та же физическая задача. Различия — в реализации, и они принципиальны.</w:t>
+      </w:r>
+    </w:p>
+    <w:p>
+      <w:pPr>
+        <w:spacing w:after="160" w:before="0" w:lineRule="auto" w:line="276"/>
+        <w:ind w:firstLine="709"/>
+        <w:jc w:val="both"/>
+      </w:pPr>
+      <w:r>
+        <w:rPr>
+          <w:rFonts w:ascii="Times New Roman" w:hAnsi="Times New Roman" w:eastAsia="Times New Roman"/>
+          <w:b w:val="0"/>
+          <w:i w:val="0"/>
+          <w:sz w:val="24"/>
+        </w:rPr>
+        <w:t>Различие первое — где стоит компенсирующий клин. У Имешева клин — это сам нелинейный кристалл PPLN (периодически поляризованный ниобат лития). В предложенной схеме клин — отдельная пластина из плавленого кварца, стоящая вне кристалла.</w:t>
+      </w:r>
+    </w:p>
+    <w:p>
+      <w:pPr>
+        <w:spacing w:after="160" w:before="0" w:lineRule="auto" w:line="276"/>
+        <w:ind w:firstLine="709"/>
+        <w:jc w:val="both"/>
+      </w:pPr>
+      <w:r>
+        <w:rPr>
+          <w:rFonts w:ascii="Times New Roman" w:hAnsi="Times New Roman" w:eastAsia="Times New Roman"/>
+          <w:b w:val="0"/>
+          <w:i w:val="0"/>
+          <w:sz w:val="24"/>
+        </w:rPr>
+        <w:t>Различие второе — активность компенсации. У Имешева клин пассивный: угол задан при изготовлении, и после этого изменить его нельзя. В предложенной схеме клин подвижный: его можно смещать в реальном времени, подстраивая фазу.</w:t>
+      </w:r>
+    </w:p>
+    <w:p>
+      <w:pPr>
+        <w:spacing w:after="160" w:before="0" w:lineRule="auto" w:line="276"/>
+        <w:ind w:firstLine="709"/>
+        <w:jc w:val="both"/>
+      </w:pPr>
+      <w:r>
+        <w:rPr>
+          <w:rFonts w:ascii="Times New Roman" w:hAnsi="Times New Roman" w:eastAsia="Times New Roman"/>
+          <w:b w:val="0"/>
+          <w:i w:val="0"/>
+          <w:sz w:val="24"/>
+        </w:rPr>
+        <w:t>Почему при мощностях 1 киловатт и выше выигрывает предложенная схема? Четыре причины.</w:t>
+      </w:r>
+    </w:p>
+    <w:p>
+      <w:pPr>
+        <w:spacing w:after="160" w:before="0" w:lineRule="auto" w:line="276"/>
+        <w:ind w:firstLine="709"/>
+        <w:jc w:val="both"/>
+      </w:pPr>
+      <w:r>
+        <w:rPr>
+          <w:rFonts w:ascii="Times New Roman" w:hAnsi="Times New Roman" w:eastAsia="Times New Roman"/>
+          <w:b w:val="0"/>
+          <w:i w:val="0"/>
+          <w:sz w:val="24"/>
+        </w:rPr>
+        <w:t>Причина первая — тепловая деградация PPLN (периодически поляризованного ниобата лития). При киловаттных мощностях кристалл сильно нагревается: даже доли процента поглощения дают десятки ватт тепла в объёме кристалла. Возникает тепловой дефазинг: показатель преломления меняется, условие квазифазового синхронизма нарушается, КПД падает. Если клин — сам PPLN (периодически поляризованный ниобат лития), как у Имешева, то тепловые искажения одновременно портят и нелинейный процесс, и работу клина: два эффекта накладываются, и разделить их невозможно. Если же клин — отдельная кварцевая пластина, как в предложенной схеме, то кристалл термостабилизируется в печи с точностью ±0,1 °C — стандартная практика для PPLN (периодически поляризованный ниобат лития), — а фазу компенсирует внешний подвижный клин. Печь и клин работают независимо, каждый решает свою задачу.</w:t>
+      </w:r>
+    </w:p>
+    <w:p>
+      <w:pPr>
+        <w:spacing w:after="160" w:before="0" w:lineRule="auto" w:line="276"/>
+        <w:ind w:firstLine="709"/>
+        <w:jc w:val="both"/>
+      </w:pPr>
+      <w:r>
+        <w:rPr>
+          <w:rFonts w:ascii="Times New Roman" w:hAnsi="Times New Roman" w:eastAsia="Times New Roman"/>
+          <w:b w:val="0"/>
+          <w:i w:val="0"/>
+          <w:sz w:val="24"/>
+        </w:rPr>
+        <w:t>Причина вторая — технологичность. Шлифовка PPLN (периодически поляризованного ниобата лития) под углом с микронной точностью — дорогая и сложная операция. Плавленый кварц, напротив, дёшев, легко шлифуется и полируется, его оптические свойства хорошо изучены.</w:t>
+      </w:r>
+    </w:p>
+    <w:p>
+      <w:pPr>
+        <w:spacing w:after="160" w:before="0" w:lineRule="auto" w:line="276"/>
+        <w:ind w:firstLine="709"/>
+        <w:jc w:val="both"/>
+      </w:pPr>
+      <w:r>
+        <w:rPr>
+          <w:rFonts w:ascii="Times New Roman" w:hAnsi="Times New Roman" w:eastAsia="Times New Roman"/>
+          <w:b w:val="0"/>
+          <w:i w:val="0"/>
+          <w:sz w:val="24"/>
+        </w:rPr>
+        <w:t>Причина третья — ремонтопригодность. Если клин встроен в кристалл, выход из строя любого элемента означает замену всего узла. Отдельную кварцевую пластину можно заменить, не трогая дорогой кристалл.</w:t>
+      </w:r>
+    </w:p>
+    <w:p>
+      <w:pPr>
+        <w:spacing w:after="160" w:before="0" w:lineRule="auto" w:line="276"/>
+        <w:ind w:firstLine="709"/>
+        <w:jc w:val="both"/>
+      </w:pPr>
+      <w:r>
+        <w:rPr>
+          <w:rFonts w:ascii="Times New Roman" w:hAnsi="Times New Roman" w:eastAsia="Times New Roman"/>
+          <w:b w:val="0"/>
+          <w:i w:val="0"/>
+          <w:sz w:val="24"/>
+        </w:rPr>
+        <w:t>Причина четвёртая — динамическая подстройка. По мере нагрева кристалла фаза уходит, и клин смещается, возвращая синфазность в реальном времени. У Имешева такой возможности нет: его клин настроен один раз и навсегда.</w:t>
       </w:r>
     </w:p>
     <w:p>

--- a/Metodichka_lectures_1-6.docx
+++ b/Metodichka_lectures_1-6.docx
@@ -10193,23 +10193,23 @@
           <w:i w:val="0"/>
           <w:sz w:val="24"/>
         </w:rPr>
-        <w:t>Пойдём другим путём: возьмём мощный и дешёвый инфракрасный лазер на 1070 нанометров и «превратим» его излучение в зелёное с помощью нелинейной оптики.</w:t>
-      </w:r>
-    </w:p>
-    <w:p>
-      <w:pPr>
-        <w:spacing w:after="160" w:before="0" w:lineRule="auto" w:line="276"/>
-        <w:ind w:firstLine="709"/>
-        <w:jc w:val="both"/>
-      </w:pPr>
-      <w:r>
-        <w:rPr>
-          <w:rFonts w:ascii="Times New Roman" w:hAnsi="Times New Roman" w:eastAsia="Times New Roman"/>
-          <w:b w:val="0"/>
-          <w:i w:val="0"/>
-          <w:sz w:val="24"/>
-        </w:rPr>
-        <w:t>Этот процесс называется генерацией второй гармоники (Second Harmonic Generation, SHG). Разберём его математику.</w:t>
+        <w:t>Идея: взять мощный и дешёвый инфракрасный лазер 1070 нм и «превратить» его излучение в зелёное 535 нм с помощью нелинейной оптики — генерации второй гармоники (Second Harmonic Generation, SHG).</w:t>
+      </w:r>
+    </w:p>
+    <w:p>
+      <w:pPr>
+        <w:spacing w:after="160" w:before="0" w:lineRule="auto" w:line="276"/>
+        <w:ind w:firstLine="709"/>
+        <w:jc w:val="both"/>
+      </w:pPr>
+      <w:r>
+        <w:rPr>
+          <w:rFonts w:ascii="Times New Roman" w:hAnsi="Times New Roman" w:eastAsia="Times New Roman"/>
+          <w:b w:val="0"/>
+          <w:i w:val="0"/>
+          <w:sz w:val="24"/>
+        </w:rPr>
+        <w:t>Откуда нелинейность? Отклик среды на поле описывается степенным рядом: P = ε₀·(χ⁽¹⁾·E + χ⁽²⁾·E² + χ⁽³⁾·E³ + …).</w:t>
       </w:r>
     </w:p>
     <w:p>
@@ -10910,247 +10910,55 @@
           <w:i w:val="0"/>
           <w:sz w:val="24"/>
         </w:rPr>
-        <w:t>Почему в кристалле возникает нелинейность?</w:t>
-      </w:r>
-    </w:p>
-    <w:p>
-      <w:pPr>
-        <w:spacing w:after="160" w:before="0" w:lineRule="auto" w:line="276"/>
-        <w:ind w:firstLine="709"/>
-        <w:jc w:val="both"/>
-      </w:pPr>
-      <w:r>
-        <w:rPr>
-          <w:rFonts w:ascii="Times New Roman" w:hAnsi="Times New Roman" w:eastAsia="Times New Roman"/>
-          <w:b w:val="0"/>
-          <w:i w:val="0"/>
-          <w:sz w:val="24"/>
-        </w:rPr>
-        <w:t>В обычной среде — стекле, воздухе, воде — электроны колеблются симметрично относительно положения равновесия. Представьте шарик, лежащий на дне круглой чаши: если его толкнуть, он будет колебаться с той же частотой, что и толчок. Это линейный отклик.</w:t>
-      </w:r>
-    </w:p>
-    <w:p>
-      <w:pPr>
-        <w:spacing w:after="160" w:before="0" w:lineRule="auto" w:line="276"/>
-        <w:ind w:firstLine="709"/>
-        <w:jc w:val="both"/>
-      </w:pPr>
-      <w:r>
-        <w:rPr>
-          <w:rFonts w:ascii="Times New Roman" w:hAnsi="Times New Roman" w:eastAsia="Times New Roman"/>
-          <w:b w:val="0"/>
-          <w:i w:val="0"/>
-          <w:sz w:val="24"/>
-        </w:rPr>
-        <w:t>Но в нелинейном кристалле — например, в ниобате лития — ситуация иная. Потенциальная яма здесь — это график зависимости потенциальной энергии электрона от его смещения относительно ядра. В ниобате лития этот график асимметричен: с одной стороны яма круче, с другой — положе.</w:t>
-      </w:r>
-    </w:p>
-    <w:p>
-      <w:pPr>
-        <w:spacing w:after="160" w:before="0" w:lineRule="auto" w:line="276"/>
-        <w:ind w:firstLine="709"/>
-        <w:jc w:val="both"/>
-      </w:pPr>
-      <w:r>
-        <w:rPr>
-          <w:rFonts w:ascii="Times New Roman" w:hAnsi="Times New Roman" w:eastAsia="Times New Roman"/>
-          <w:b w:val="0"/>
-          <w:i w:val="0"/>
-          <w:sz w:val="24"/>
-        </w:rPr>
-        <w:t>Представьте шарик в чаше, у которой один край отвесный, а другой — пологий. Если толкнуть шарик, он будет колебаться несимметрично: смещение в одну сторону будет больше, чем в другую.</w:t>
-      </w:r>
-    </w:p>
-    <w:p>
-      <w:pPr>
-        <w:spacing w:after="160" w:before="0" w:lineRule="auto" w:line="276"/>
-        <w:ind w:firstLine="709"/>
-        <w:jc w:val="both"/>
-      </w:pPr>
-      <w:r>
-        <w:rPr>
-          <w:rFonts w:ascii="Times New Roman" w:hAnsi="Times New Roman" w:eastAsia="Times New Roman"/>
-          <w:b w:val="0"/>
-          <w:i w:val="0"/>
-          <w:sz w:val="24"/>
-        </w:rPr>
-        <w:t>Это приводит к тому, что отклик электрона на внешнее поле становится нелинейным — он содержит не только основную частоту, но и её гармоники.</w:t>
-      </w:r>
-    </w:p>
-    <w:p>
-      <w:pPr>
-        <w:spacing w:after="160" w:before="0" w:lineRule="auto" w:line="276"/>
-        <w:ind w:firstLine="709"/>
-        <w:jc w:val="both"/>
-      </w:pPr>
-      <w:r>
-        <w:rPr>
-          <w:rFonts w:ascii="Times New Roman" w:hAnsi="Times New Roman" w:eastAsia="Times New Roman"/>
-          <w:b w:val="0"/>
-          <w:i w:val="0"/>
-          <w:sz w:val="24"/>
-        </w:rPr>
-        <w:t>Математически это описывается степенным рядом: P = ε₀·(χ⁽¹⁾·E + χ⁽²⁾·E² + χ⁽³⁾·E³ + …).</w:t>
-      </w:r>
-    </w:p>
-    <w:p>
-      <w:pPr>
-        <w:spacing w:after="160" w:before="0" w:lineRule="auto" w:line="276"/>
-        <w:ind w:firstLine="709"/>
-        <w:jc w:val="both"/>
-      </w:pPr>
-      <w:r>
-        <w:rPr>
-          <w:rFonts w:ascii="Times New Roman" w:hAnsi="Times New Roman" w:eastAsia="Times New Roman"/>
-          <w:b w:val="0"/>
-          <w:i w:val="0"/>
-          <w:sz w:val="24"/>
-        </w:rPr>
-        <w:t>Расшифровка каждого символа (та же таблица есть на рисунке — с ней можно работать и без презентации): P — поляризация среды (Кл/м²), дипольный момент единицы объёма; ε₀ — электрическая постоянная, 8,85·10⁻¹² Ф/м, где Ф (фарад) = Кл/В (кулон на вольт); E — напряжённость электрического поля волны (В/м); χ⁽¹⁾ — линейная восприимчивость, безразмерная — отвечает за преломление; χ⁽²⁾ — квадратичная восприимчивость (м/В) — отвечает за удвоение частоты; χ⁽³⁾ — кубическая восприимчивость (м²/В²) — мала, ею пренебрегаем.</w:t>
-      </w:r>
-    </w:p>
-    <w:p>
-      <w:pPr>
-        <w:spacing w:after="160" w:before="0" w:lineRule="auto" w:line="276"/>
-        <w:ind w:firstLine="709"/>
-        <w:jc w:val="both"/>
-      </w:pPr>
-      <w:r>
-        <w:rPr>
-          <w:rFonts w:ascii="Times New Roman" w:hAnsi="Times New Roman" w:eastAsia="Times New Roman"/>
-          <w:b w:val="0"/>
-          <w:i w:val="0"/>
-          <w:sz w:val="24"/>
-        </w:rPr>
-        <w:t>Важно: индекс в скобках — это порядок нелинейности, а не степень числа.</w:t>
-      </w:r>
-    </w:p>
-    <w:p>
-      <w:pPr>
-        <w:spacing w:after="160" w:before="0" w:lineRule="auto" w:line="276"/>
-        <w:ind w:firstLine="709"/>
-        <w:jc w:val="both"/>
-      </w:pPr>
-      <w:r>
-        <w:rPr>
-          <w:rFonts w:ascii="Times New Roman" w:hAnsi="Times New Roman" w:eastAsia="Times New Roman"/>
-          <w:b w:val="0"/>
-          <w:i w:val="0"/>
-          <w:sz w:val="24"/>
-        </w:rPr>
-        <w:t>Почему мы пренебрегаем первым и третьим членами ряда? Первый член — линейный — описывает обычное преломление света. Он важен для понимания того, как волна распространяется в кристалле, но он не создаёт новых частот. Нас интересует именно рождение зелёного света, поэтому этот член мы не рассматриваем в рамках данной задачи.</w:t>
-      </w:r>
-    </w:p>
-    <w:p>
-      <w:pPr>
-        <w:spacing w:after="160" w:before="0" w:lineRule="auto" w:line="276"/>
-        <w:ind w:firstLine="709"/>
-        <w:jc w:val="both"/>
-      </w:pPr>
-      <w:r>
-        <w:rPr>
-          <w:rFonts w:ascii="Times New Roman" w:hAnsi="Times New Roman" w:eastAsia="Times New Roman"/>
-          <w:b w:val="0"/>
-          <w:i w:val="0"/>
-          <w:sz w:val="24"/>
-        </w:rPr>
-        <w:t>Третий член (χ⁽³⁾) — кубическая нелинейность. Она отвечает за такие эффекты, как самофокусировка и четырёхволновое смешение. Однако для ниобата лития χ⁽³⁾ на несколько порядков меньше χ⁽²⁾. При умеренных интенсивностях вкладом этого члена можно пренебречь. Он начинает играть роль только при экстремально высоких мощностях.</w:t>
-      </w:r>
-    </w:p>
-    <w:p>
-      <w:pPr>
-        <w:spacing w:after="160" w:before="0" w:lineRule="auto" w:line="276"/>
-        <w:ind w:firstLine="709"/>
-        <w:jc w:val="both"/>
-      </w:pPr>
-      <w:r>
-        <w:rPr>
-          <w:rFonts w:ascii="Times New Roman" w:hAnsi="Times New Roman" w:eastAsia="Times New Roman"/>
-          <w:b w:val="0"/>
-          <w:i w:val="0"/>
-          <w:sz w:val="24"/>
-        </w:rPr>
-        <w:t>Таким образом, второй член (χ⁽²⁾·E²) — это единственный член, который эффективно генерирует вторую гармонику в наших условиях. Именно его оставляем.</w:t>
-      </w:r>
-    </w:p>
-    <w:p>
-      <w:pPr>
-        <w:spacing w:after="160" w:before="0" w:lineRule="auto" w:line="276"/>
-        <w:ind w:firstLine="709"/>
-        <w:jc w:val="both"/>
-      </w:pPr>
-      <w:r>
-        <w:rPr>
-          <w:rFonts w:ascii="Times New Roman" w:hAnsi="Times New Roman" w:eastAsia="Times New Roman"/>
-          <w:b w:val="0"/>
-          <w:i w:val="0"/>
-          <w:sz w:val="24"/>
-        </w:rPr>
-        <w:t>Пусть на кристалл падает волна с частотой ω: E(t) = E₀·cos(ω·t). Здесь E₀ — амплитуда поля; ω — циклическая частота (рад/с), связана с длиной волны формулой ω = 2πc/λ; t — время (с).</w:t>
-      </w:r>
-    </w:p>
-    <w:p>
-      <w:pPr>
-        <w:spacing w:after="160" w:before="0" w:lineRule="auto" w:line="276"/>
-        <w:ind w:firstLine="709"/>
-        <w:jc w:val="both"/>
-      </w:pPr>
-      <w:r>
-        <w:rPr>
-          <w:rFonts w:ascii="Times New Roman" w:hAnsi="Times New Roman" w:eastAsia="Times New Roman"/>
-          <w:b w:val="0"/>
-          <w:i w:val="0"/>
-          <w:sz w:val="24"/>
-        </w:rPr>
-        <w:t>Подставляем это поле во второй член разложения: P⁽²⁾(t) ∝ χ⁽²⁾·E₀²·cos²(ω·t). Знак «∝» читается «пропорционально». Он убирает постоянные множители, чтобы мы видели только форму колебания.</w:t>
-      </w:r>
-    </w:p>
-    <w:p>
-      <w:pPr>
-        <w:spacing w:after="160" w:before="0" w:lineRule="auto" w:line="276"/>
-        <w:ind w:firstLine="709"/>
-        <w:jc w:val="both"/>
-      </w:pPr>
-      <w:r>
-        <w:rPr>
-          <w:rFonts w:ascii="Times New Roman" w:hAnsi="Times New Roman" w:eastAsia="Times New Roman"/>
-          <w:b w:val="0"/>
-          <w:i w:val="0"/>
-          <w:sz w:val="24"/>
-        </w:rPr>
-        <w:t>Используем тригонометрическое тождество: cos²(ω·t) = (1 + cos(2ω·t)) / 2.</w:t>
-      </w:r>
-    </w:p>
-    <w:p>
-      <w:pPr>
-        <w:spacing w:after="160" w:before="0" w:lineRule="auto" w:line="276"/>
-        <w:ind w:firstLine="709"/>
-        <w:jc w:val="both"/>
-      </w:pPr>
-      <w:r>
-        <w:rPr>
-          <w:rFonts w:ascii="Times New Roman" w:hAnsi="Times New Roman" w:eastAsia="Times New Roman"/>
-          <w:b w:val="0"/>
-          <w:i w:val="0"/>
-          <w:sz w:val="24"/>
-        </w:rPr>
-        <w:t>Физический вывод: первое слагаемое (1/2) — постоянное. Что оно означает физически? Это эффект оптического выпрямления (optical rectification). Под действием мощной световой волны в кристалле возникает постоянное электрическое поле — как если бы свет «выпрямился» и создал напряжение. Это поле не колеблется во времени, а значит, не излучает электромагнитные волны. Оно просто слегка смещает электроны в новое равновесное положение. Для нашей задачи генерации зелёного света это слагаемое бесполезно, и мы его игнорируем.</w:t>
-      </w:r>
-    </w:p>
-    <w:p>
-      <w:pPr>
-        <w:spacing w:after="160" w:before="0" w:lineRule="auto" w:line="276"/>
-        <w:ind w:firstLine="709"/>
-        <w:jc w:val="both"/>
-      </w:pPr>
-      <w:r>
-        <w:rPr>
-          <w:rFonts w:ascii="Times New Roman" w:hAnsi="Times New Roman" w:eastAsia="Times New Roman"/>
-          <w:b w:val="0"/>
-          <w:i w:val="0"/>
-          <w:sz w:val="24"/>
-        </w:rPr>
-        <w:t>Второе слагаемое cos(2ωt) означает, что среда колеблется с удвоенной частотой. Энергия фотона удваивается, а длина волны, согласно ω = 2πc/λ, уменьшается ровно в два раза: λ</w:t>
+        <w:t>Расшифровка символов: P — поляризация среды (Кл/м²), дипольный момент единицы объёма; ε₀ — электрическая постоянная, 8,85·10⁻¹² Ф/м, Ф (фарад) = Кл/В; E — напряжённость поля волны (В/м); χ⁽¹⁾ — линейная восприимчивость, безразмерная, отвечает за преломление; χ⁽²⁾ — квадратичная (м/В), отвечает за удвоение частоты; χ⁽³⁾ — кубическая (м²/В²), мала — пренебрегаем. Индекс в скобках — порядок нелинейности, а не степень числа.</w:t>
+      </w:r>
+    </w:p>
+    <w:p>
+      <w:pPr>
+        <w:spacing w:after="160" w:before="0" w:lineRule="auto" w:line="276"/>
+        <w:ind w:firstLine="709"/>
+        <w:jc w:val="both"/>
+      </w:pPr>
+      <w:r>
+        <w:rPr>
+          <w:rFonts w:ascii="Times New Roman" w:hAnsi="Times New Roman" w:eastAsia="Times New Roman"/>
+          <w:b w:val="0"/>
+          <w:i w:val="0"/>
+          <w:sz w:val="24"/>
+        </w:rPr>
+        <w:t>Линейный член не создаёт новых частот — он лишь обычное преломление. Кубический для ниобата лития на порядки меньше квадратичного. Значит, вторую гармонику генерирует только член χ⁽²⁾·E² — его и оставляем.</w:t>
+      </w:r>
+    </w:p>
+    <w:p>
+      <w:pPr>
+        <w:spacing w:after="160" w:before="0" w:lineRule="auto" w:line="276"/>
+        <w:ind w:firstLine="709"/>
+        <w:jc w:val="both"/>
+      </w:pPr>
+      <w:r>
+        <w:rPr>
+          <w:rFonts w:ascii="Times New Roman" w:hAnsi="Times New Roman" w:eastAsia="Times New Roman"/>
+          <w:b w:val="0"/>
+          <w:i w:val="0"/>
+          <w:sz w:val="24"/>
+        </w:rPr>
+        <w:t>Пусть на кристалл падает волна E(t) = E₀·cos(ω·t): E₀ — амплитуда поля; ω = 2πc/λ — циклическая частота (рад/с); t — время (с). Подставляем её во второй член: P⁽²⁾(t) ∝ χ⁽²⁾·E₀²·cos²(ω·t); знак «∝» — «пропорционально», постоянные множители опущены.</w:t>
+      </w:r>
+    </w:p>
+    <w:p>
+      <w:pPr>
+        <w:spacing w:after="160" w:before="0" w:lineRule="auto" w:line="276"/>
+        <w:ind w:firstLine="709"/>
+        <w:jc w:val="both"/>
+      </w:pPr>
+      <w:r>
+        <w:rPr>
+          <w:rFonts w:ascii="Times New Roman" w:hAnsi="Times New Roman" w:eastAsia="Times New Roman"/>
+          <w:b w:val="0"/>
+          <w:i w:val="0"/>
+          <w:sz w:val="24"/>
+        </w:rPr>
+        <w:t>Тригонометрическое тождество: cos²(ω·t) = (1 + cos(2ω·t))/2. Постоянная часть 1/2 — оптическое выпрямление: постоянное поле, не колеблется и не излучает — для SHG бесполезна. А часть cos(2ω·t) — колебание с удвоенной частотой: длина волны по ω = 2πc/λ уменьшается ровно вдвое, λ</w:t>
       </w:r>
       <w:r>
         <w:rPr>
@@ -11169,55 +10977,39 @@
           <w:i w:val="0"/>
           <w:sz w:val="24"/>
         </w:rPr>
-        <w:t xml:space="preserve"> = 1070 нм / 2 = 535 нм.</w:t>
-      </w:r>
-    </w:p>
-    <w:p>
-      <w:pPr>
-        <w:spacing w:after="160" w:before="0" w:lineRule="auto" w:line="276"/>
-        <w:ind w:firstLine="709"/>
-        <w:jc w:val="both"/>
-      </w:pPr>
-      <w:r>
-        <w:rPr>
-          <w:rFonts w:ascii="Times New Roman" w:hAnsi="Times New Roman" w:eastAsia="Times New Roman"/>
-          <w:b w:val="0"/>
-          <w:i w:val="0"/>
-          <w:sz w:val="24"/>
-        </w:rPr>
-        <w:t>Теперь — ключевая проблема. Волна накачки (ω) и рождённая зелёная волна (2ω) движутся в кристалле с разными скоростями из-за дисперсии. Они рассинхронизируются, и зелёные волны, рождённые в разных точках кристалла, начинают гасить друг друга.</w:t>
-      </w:r>
-    </w:p>
-    <w:p>
-      <w:pPr>
-        <w:spacing w:after="160" w:before="0" w:lineRule="auto" w:line="276"/>
-        <w:ind w:firstLine="709"/>
-        <w:jc w:val="both"/>
-      </w:pPr>
-      <w:r>
-        <w:rPr>
-          <w:rFonts w:ascii="Times New Roman" w:hAnsi="Times New Roman" w:eastAsia="Times New Roman"/>
-          <w:b w:val="0"/>
-          <w:i w:val="0"/>
-          <w:sz w:val="24"/>
-        </w:rPr>
-        <w:t>Для решения этой проблемы мы используем периодически поляризованный ниобат лития (PPLN — Periodically Poled Lithium Niobate). Это кристалл, в котором через каждые Λ микрон направление кристаллической оси перевёрнуто на 180 градусов. Это меняет знак χ⁽²⁾ и компенсирует набег фазы.</w:t>
-      </w:r>
-    </w:p>
-    <w:p>
-      <w:pPr>
-        <w:spacing w:after="160" w:before="0" w:lineRule="auto" w:line="276"/>
-        <w:ind w:firstLine="709"/>
-        <w:jc w:val="both"/>
-      </w:pPr>
-      <w:r>
-        <w:rPr>
-          <w:rFonts w:ascii="Times New Roman" w:hAnsi="Times New Roman" w:eastAsia="Times New Roman"/>
-          <w:b w:val="0"/>
-          <w:i w:val="0"/>
-          <w:sz w:val="24"/>
-        </w:rPr>
-        <w:t>Условие синхронизма записывается так: Δk = k</w:t>
+        <w:t xml:space="preserve"> = 1070/2 = 535 нм.</w:t>
+      </w:r>
+    </w:p>
+    <w:p>
+      <w:pPr>
+        <w:spacing w:after="160" w:before="0" w:lineRule="auto" w:line="276"/>
+        <w:ind w:firstLine="709"/>
+        <w:jc w:val="both"/>
+      </w:pPr>
+      <w:r>
+        <w:rPr>
+          <w:rFonts w:ascii="Times New Roman" w:hAnsi="Times New Roman" w:eastAsia="Times New Roman"/>
+          <w:b w:val="0"/>
+          <w:i w:val="0"/>
+          <w:sz w:val="24"/>
+        </w:rPr>
+        <w:t>Ключевая проблема: из-за дисперсии волны ω и 2ω идут в кристалле с разными скоростями, рассинхронизируются — и зелёные волны, рождённые в разных точках, гасят друг друга.</w:t>
+      </w:r>
+    </w:p>
+    <w:p>
+      <w:pPr>
+        <w:spacing w:after="160" w:before="0" w:lineRule="auto" w:line="276"/>
+        <w:ind w:firstLine="709"/>
+        <w:jc w:val="both"/>
+      </w:pPr>
+      <w:r>
+        <w:rPr>
+          <w:rFonts w:ascii="Times New Roman" w:hAnsi="Times New Roman" w:eastAsia="Times New Roman"/>
+          <w:b w:val="0"/>
+          <w:i w:val="0"/>
+          <w:sz w:val="24"/>
+        </w:rPr>
+        <w:t>Решение — периодически поляризованный ниобат лития (PPLN — Periodically Poled Lithium Niobate): каждые Λ микрон кристаллическая ось перевёрнута на 180°, знак χ⁽²⁾ меняется, и набег фазы компенсируется. Условие квазисинхронизма: Δk = k</w:t>
       </w:r>
       <w:r>
         <w:rPr>
@@ -11255,7 +11047,7 @@
           <w:i w:val="0"/>
           <w:sz w:val="24"/>
         </w:rPr>
-        <w:t xml:space="preserve"> = 2π/Λ. Где k — волновые числа; Λ (прописная греческая лямбда) — период решётки переполяризации (мкм). Для нашей задачи Λ ≈ 6,96 мкм.</w:t>
+        <w:t xml:space="preserve"> = 2π/Λ, где k — волновые числа, Λ — период решётки переполяризации. Для нашей задачи Λ ≈ 6,96 мкм.</w:t>
       </w:r>
     </w:p>
     <w:p>
